--- a/docs/tables/carbo/sec10_disc_summary.docx
+++ b/docs/tables/carbo/sec10_disc_summary.docx
@@ -581,7 +581,7 @@
                 <w:szCs w:val="22"/>
                 <w:color w:val="000000"/>
               </w:rPr>
-              <w:t xml:space="preserve">190</w:t>
+              <w:t xml:space="preserve">189</w:t>
             </w:r>
           </w:p>
         </w:tc>
@@ -687,7 +687,7 @@
                 <w:szCs w:val="22"/>
                 <w:color w:val="000000"/>
               </w:rPr>
-              <w:t xml:space="preserve">79</w:t>
+              <w:t xml:space="preserve">78</w:t>
             </w:r>
           </w:p>
         </w:tc>
@@ -740,7 +740,7 @@
                 <w:szCs w:val="22"/>
                 <w:color w:val="000000"/>
               </w:rPr>
-              <w:t xml:space="preserve">1.07 (0.88, 1.30)</w:t>
+              <w:t xml:space="preserve">1.08 (0.89, 1.31)</w:t>
             </w:r>
           </w:p>
         </w:tc>
@@ -793,7 +793,7 @@
                 <w:szCs w:val="22"/>
                 <w:color w:val="000000"/>
               </w:rPr>
-              <w:t xml:space="preserve">0.475</w:t>
+              <w:t xml:space="preserve">0.428</w:t>
             </w:r>
           </w:p>
         </w:tc>
@@ -958,7 +958,7 @@
                 <w:szCs w:val="22"/>
                 <w:color w:val="000000"/>
               </w:rPr>
-              <w:t xml:space="preserve">190</w:t>
+              <w:t xml:space="preserve">189</w:t>
             </w:r>
           </w:p>
         </w:tc>
@@ -1117,7 +1117,7 @@
                 <w:szCs w:val="22"/>
                 <w:color w:val="000000"/>
               </w:rPr>
-              <w:t xml:space="preserve">1.81 (1.07, 3.08)</w:t>
+              <w:t xml:space="preserve">1.78 (1.05, 3.02)</w:t>
             </w:r>
           </w:p>
         </w:tc>
@@ -1170,7 +1170,7 @@
                 <w:szCs w:val="22"/>
                 <w:color w:val="000000"/>
               </w:rPr>
-              <w:t xml:space="preserve">0.027</w:t>
+              <w:t xml:space="preserve">0.031</w:t>
             </w:r>
           </w:p>
         </w:tc>
@@ -1335,7 +1335,7 @@
                 <w:szCs w:val="22"/>
                 <w:color w:val="000000"/>
               </w:rPr>
-              <w:t xml:space="preserve">190</w:t>
+              <w:t xml:space="preserve">189</w:t>
             </w:r>
           </w:p>
         </w:tc>
@@ -2089,7 +2089,7 @@
                 <w:szCs w:val="22"/>
                 <w:color w:val="000000"/>
               </w:rPr>
-              <w:t xml:space="preserve">190</w:t>
+              <w:t xml:space="preserve">189</w:t>
             </w:r>
           </w:p>
         </w:tc>
@@ -2466,7 +2466,7 @@
                 <w:szCs w:val="22"/>
                 <w:color w:val="000000"/>
               </w:rPr>
-              <w:t xml:space="preserve">190</w:t>
+              <w:t xml:space="preserve">189</w:t>
             </w:r>
           </w:p>
         </w:tc>
@@ -2843,7 +2843,7 @@
                 <w:szCs w:val="22"/>
                 <w:color w:val="000000"/>
               </w:rPr>
-              <w:t xml:space="preserve">190</w:t>
+              <w:t xml:space="preserve">189</w:t>
             </w:r>
           </w:p>
         </w:tc>
@@ -2949,7 +2949,7 @@
                 <w:szCs w:val="22"/>
                 <w:color w:val="000000"/>
               </w:rPr>
-              <w:t xml:space="preserve">81</w:t>
+              <w:t xml:space="preserve">80</w:t>
             </w:r>
           </w:p>
         </w:tc>
@@ -3002,7 +3002,7 @@
                 <w:szCs w:val="22"/>
                 <w:color w:val="000000"/>
               </w:rPr>
-              <w:t xml:space="preserve">1.26 (1.04, 1.52)</w:t>
+              <w:t xml:space="preserve">1.27 (1.05, 1.53)</w:t>
             </w:r>
           </w:p>
         </w:tc>
@@ -3055,7 +3055,7 @@
                 <w:szCs w:val="22"/>
                 <w:color w:val="000000"/>
               </w:rPr>
-              <w:t xml:space="preserve">0.017</w:t>
+              <w:t xml:space="preserve">0.013</w:t>
             </w:r>
           </w:p>
         </w:tc>
@@ -3220,7 +3220,7 @@
                 <w:szCs w:val="22"/>
                 <w:color w:val="000000"/>
               </w:rPr>
-              <w:t xml:space="preserve">190</w:t>
+              <w:t xml:space="preserve">189</w:t>
             </w:r>
           </w:p>
         </w:tc>
@@ -3379,7 +3379,7 @@
                 <w:szCs w:val="22"/>
                 <w:color w:val="000000"/>
               </w:rPr>
-              <w:t xml:space="preserve">2.03 (1.37, 3.01)</w:t>
+              <w:t xml:space="preserve">2.02 (1.37, 2.98)</w:t>
             </w:r>
           </w:p>
         </w:tc>
@@ -3597,7 +3597,7 @@
                 <w:szCs w:val="22"/>
                 <w:color w:val="000000"/>
               </w:rPr>
-              <w:t xml:space="preserve">190</w:t>
+              <w:t xml:space="preserve">189</w:t>
             </w:r>
           </w:p>
         </w:tc>
@@ -3756,7 +3756,7 @@
                 <w:szCs w:val="22"/>
                 <w:color w:val="000000"/>
               </w:rPr>
-              <w:t xml:space="preserve">1.37 (1.05, 1.78)</w:t>
+              <w:t xml:space="preserve">1.36 (1.04, 1.78)</w:t>
             </w:r>
           </w:p>
         </w:tc>
@@ -3809,7 +3809,7 @@
                 <w:szCs w:val="22"/>
                 <w:color w:val="000000"/>
               </w:rPr>
-              <w:t xml:space="preserve">0.022</w:t>
+              <w:t xml:space="preserve">0.023</w:t>
             </w:r>
           </w:p>
         </w:tc>
@@ -3974,7 +3974,7 @@
                 <w:szCs w:val="22"/>
                 <w:color w:val="000000"/>
               </w:rPr>
-              <w:t xml:space="preserve">190</w:t>
+              <w:t xml:space="preserve">189</w:t>
             </w:r>
           </w:p>
         </w:tc>
@@ -4133,7 +4133,7 @@
                 <w:szCs w:val="22"/>
                 <w:color w:val="000000"/>
               </w:rPr>
-              <w:t xml:space="preserve">1.50 (0.98, 2.29)</w:t>
+              <w:t xml:space="preserve">1.49 (0.98, 2.28)</w:t>
             </w:r>
           </w:p>
         </w:tc>
@@ -4186,7 +4186,7 @@
                 <w:szCs w:val="22"/>
                 <w:color w:val="000000"/>
               </w:rPr>
-              <w:t xml:space="preserve">0.061</w:t>
+              <w:t xml:space="preserve">0.064</w:t>
             </w:r>
           </w:p>
         </w:tc>
@@ -4351,7 +4351,7 @@
                 <w:szCs w:val="22"/>
                 <w:color w:val="000000"/>
               </w:rPr>
-              <w:t xml:space="preserve">190</w:t>
+              <w:t xml:space="preserve">189</w:t>
             </w:r>
           </w:p>
         </w:tc>
@@ -4510,7 +4510,7 @@
                 <w:szCs w:val="22"/>
                 <w:color w:val="000000"/>
               </w:rPr>
-              <w:t xml:space="preserve">25.19 (0.00, Inf)</w:t>
+              <w:t xml:space="preserve">21.55 (0.00, Inf)</w:t>
             </w:r>
           </w:p>
         </w:tc>
